--- a/pr-preview/pr-141/variance-covariance-tracked-changes.docx
+++ b/pr-preview/pr-141/variance-covariance-tracked-changes.docx
@@ -26,7 +26,7 @@
       </w:pPr>
       <w:ins w:id="2" w:author="PR Preview" w:date="2026-01-01T00:00:00Z">
         <w:r>
-          <w:t xml:space="preserve">Last modified: 2026-10-14 13:15:08 (PDT)</w:t>
+          <w:t xml:space="preserve">Last modified: 2026-10-14 13:35:42 (PDT)</w:t>
         </w:r>
       </w:ins>
     </w:p>
@@ -17232,7 +17232,7 @@
       </w:ins>
       <w:ins w:id="7" w:author="PR Preview" w:date="2026-01-01T00:00:00Z">
         <w:r>
-          <w:t xml:space="preserve">treats the prediction</w:t>
+          <w:t xml:space="preserve">treats the prediction as a random variable without saying where its randomness comes from.</w:t>
         </w:r>
       </w:ins>
       <w:ins w:id="8" w:author="PR Preview" w:date="2026-01-01T00:00:00Z">
@@ -17240,89 +17240,38 @@
           <w:t xml:space="preserve"> </w:t>
         </w:r>
       </w:ins>
-      <m:oMath>
-        <m:acc>
-          <m:accPr>
-            <m:chr m:val="̂"/>
-          </m:accPr>
-          <m:e>
-            <m:r>
-              <m:t>f</m:t>
-            </m:r>
-          </m:e>
-        </m:acc>
-        <m:r>
-          <m:rPr>
-            <m:sty m:val="p"/>
-          </m:rPr>
-          <m:t>(</m:t>
-        </m:r>
-        <m:sSub>
-          <m:e>
-            <m:r>
-              <m:t>x</m:t>
-            </m:r>
-          </m:e>
-          <m:sub>
-            <m:r>
-              <m:t>0</m:t>
-            </m:r>
-          </m:sub>
-        </m:sSub>
-        <m:r>
-          <m:rPr>
-            <m:sty m:val="p"/>
-          </m:rPr>
-          <m:t>)</m:t>
-        </m:r>
-      </m:oMath>
       <w:ins w:id="9" w:author="PR Preview" w:date="2026-01-01T00:00:00Z">
+        <w:r>
+          <w:t xml:space="preserve">In machine learning the randomness is the training set,</w:t>
+        </w:r>
+      </w:ins>
+      <w:ins w:id="10" w:author="PR Preview" w:date="2026-01-01T00:00:00Z">
         <w:r>
           <w:t xml:space="preserve"> </w:t>
         </w:r>
       </w:ins>
-      <w:ins w:id="10" w:author="PR Preview" w:date="2026-01-01T00:00:00Z">
+      <w:ins w:id="11" w:author="PR Preview" w:date="2026-01-01T00:00:00Z">
         <w:r>
-          <w:t xml:space="preserve">as a random variable without saying where its randomness comes from.</w:t>
+          <w:t xml:space="preserve">so the expectation is taken over both the training set and the new output’s noise.</w:t>
         </w:r>
       </w:ins>
-      <w:ins w:id="11" w:author="PR Preview" w:date="2026-01-01T00:00:00Z">
+      <w:ins w:id="12" w:author="PR Preview" w:date="2026-01-01T00:00:00Z">
         <w:r>
           <w:t xml:space="preserve"> </w:t>
         </w:r>
       </w:ins>
-      <w:ins w:id="12" w:author="PR Preview" w:date="2026-01-01T00:00:00Z">
-        <w:r>
-          <w:t xml:space="preserve">In machine learning the randomness is the training set,</w:t>
-        </w:r>
-      </w:ins>
       <w:ins w:id="13" w:author="PR Preview" w:date="2026-01-01T00:00:00Z">
-        <w:r>
-          <w:t xml:space="preserve"> </w:t>
-        </w:r>
-      </w:ins>
-      <w:ins w:id="14" w:author="PR Preview" w:date="2026-01-01T00:00:00Z">
-        <w:r>
-          <w:t xml:space="preserve">so the expectation is taken over both the training set and the new output’s noise.</w:t>
-        </w:r>
-      </w:ins>
-      <w:ins w:id="15" w:author="PR Preview" w:date="2026-01-01T00:00:00Z">
-        <w:r>
-          <w:t xml:space="preserve"> </w:t>
-        </w:r>
-      </w:ins>
-      <w:ins w:id="16" w:author="PR Preview" w:date="2026-01-01T00:00:00Z">
         <w:r>
           <w:t xml:space="preserve">The machine learning notes state that version as</w:t>
         </w:r>
       </w:ins>
-      <w:ins w:id="17" w:author="PR Preview" w:date="2026-01-01T00:00:00Z">
+      <w:ins w:id="14" w:author="PR Preview" w:date="2026-01-01T00:00:00Z">
         <w:r>
           <w:t xml:space="preserve"> </w:t>
         </w:r>
       </w:ins>
       <w:hyperlink r:id="rId58">
-        <w:ins w:id="18" w:author="PR Preview" w:date="2026-01-01T00:00:00Z">
+        <w:ins w:id="15" w:author="PR Preview" w:date="2026-01-01T00:00:00Z">
           <w:r>
             <w:rPr>
               <w:rStyle w:val="Hyperlink"/>
@@ -17331,17 +17280,17 @@
           </w:r>
         </w:ins>
       </w:hyperlink>
-      <w:ins w:id="19" w:author="PR Preview" w:date="2026-01-01T00:00:00Z">
+      <w:ins w:id="16" w:author="PR Preview" w:date="2026-01-01T00:00:00Z">
         <w:r>
           <w:t xml:space="preserve">,</w:t>
         </w:r>
       </w:ins>
-      <w:ins w:id="20" w:author="PR Preview" w:date="2026-01-01T00:00:00Z">
+      <w:ins w:id="17" w:author="PR Preview" w:date="2026-01-01T00:00:00Z">
         <w:r>
           <w:t xml:space="preserve"> </w:t>
         </w:r>
       </w:ins>
-      <w:ins w:id="21" w:author="PR Preview" w:date="2026-01-01T00:00:00Z">
+      <w:ins w:id="18" w:author="PR Preview" w:date="2026-01-01T00:00:00Z">
         <w:r>
           <w:t xml:space="preserve">and prove it in two steps, one for the noise and one for the bias.</w:t>
         </w:r>
